--- a/projects/39_baby_dragon/The Vampire King's Human Nanny_회차 트리트먼트_1-50화.docx
+++ b/projects/39_baby_dragon/The Vampire King's Human Nanny_회차 트리트먼트_1-50화.docx
@@ -454,7 +454,7 @@
           <w:b w:val="0"/>
           <w:sz w:val="20"/>
         </w:rPr>
-        <w:t>노라가 눈을 뜬 곳은 창이 하나도 없는 큰 침실이고, 펠릭스가 노라 가슴에 엎드려 아빠가 해 떠 있는 내내 관에 한 번도 안 눕고 누나 옆에 앉아 있었다고 속으로 일러바친다. 노라가 붕대 감은 줄리안의 두 손을 보며 왜 그랬냐고 묻자, 줄리안은 보모 시험을 또 열기 싫어서라며 고개를 돌린다. 노라가 그럼 누워 있던 날도 일당이 나오냐고 묻는 동안, 펠릭스가 베개에 코를 박고 꼼지락댄다. 「여기 엄마 방이야.」</w:t>
+        <w:t>노라가 눈을 뜬 곳은 창이 하나도 없는 큰 침실이고, 펠릭스가 노라 가슴에 엎드려 아빠가 해 떠 있는 내내 관에 한 번도 안 눕고 누나 옆에 앉아 있었다고 속으로 일러바친다. 노라가 붕대 감은 줄리안의 두 손을 보며 왜 그랬냐고 묻자, 줄리안은 보모 시험을 또 여는 게 귀찮아서라며 고개를 돌린다. 노라가 그럼 누워 있던 날도 일당이 나오냐고 묻는 동안, 펠릭스가 베개에 코를 박고 꼼지락댄다. 「여기 엄마 방이야.」</w:t>
       </w:r>
     </w:p>
     <w:p>
@@ -506,7 +506,7 @@
           <w:b w:val="0"/>
           <w:sz w:val="20"/>
         </w:rPr>
-        <w:t>대비와 스칼렛이 나가자, 이번엔 다섯 가문 수장들이 놀란 아기들을 집으로 데려가겠다며 몰려온다. 그런데 아기들이 저마다 노라 치맛자락을 물고 안 놓아서, 사냥꾼 마을을 쓸던 수장들이 제 아기 하나를 못 떼어 내고 쩔쩔맨다. 수장들이 다음 보름까지 아기들을 성에 두기로 하자, 노라는 다섯이면 일당도 다섯 배라며 줄리안에게 손바닥을 내민다. 줄리안은 그 손바닥에 금화 주머니를 얹고 한참 손을 떼지 않더니, 그날 밤 안으로 안뜰에 젖소 쉰 마리를 몰아넣는다.</w:t>
+        <w:t>대비와 스칼렛이 나가자, 이번엔 다섯 가문 수장들이 놀란 아기들을 집으로 데려가겠다며 몰려온다. 그런데 아기들이 저마다 노라 치맛자락을 물고 안 놓아서, 사냥꾼 마을을 하룻밤에 쓸어버리던 수장들이 제 아기 하나를 못 떼어 내고 쩔쩔맨다. 수장들이 다음 보름까지 아기들을 성에 두기로 하자, 노라는 다섯이면 일당도 다섯 배라며 줄리안에게 손바닥을 내민다. 줄리안은 그 손바닥에 금화 주머니를 얹고 한참 손을 떼지 않더니, 그날 밤 안으로 안뜰에 젖소 쉰 마리를 몰아넣는다.</w:t>
       </w:r>
     </w:p>
     <w:p>
@@ -584,7 +584,7 @@
           <w:b w:val="0"/>
           <w:sz w:val="20"/>
         </w:rPr>
-        <w:t>그 매운 사탕 소리가 계속 마음에 남은 노라 앞에 이튿날 밤 북쪽 가문 병사들이 들이닥쳐, 올리버가 피를 토하고 쓰러졌으니 독을 먹인 인간 보모의 목을 내놓으라고 한다. 노라는 제 목을 만지며 하루 이천 닢짜리 목이라고 속으로 투덜대고, 지금 올리버 속마음을 들을 수 있는 건 자기뿐이라며 북쪽 성으로 가겠다고 나선다. 같이 가겠다고 치맛자락을 무는 펠릭스를 대비에게 떼어 맡긴 줄리안은, 노라를 한 팔로 안아 들고 성벽 위에서 커다란 박쥐 날개를 펼친다.</w:t>
+        <w:t>올리버의 그 속마음이 마음에 걸린 노라 앞에 이튿날 밤 북쪽 가문 병사들이 들이닥쳐, 올리버가 피를 토하고 쓰러졌으니 독을 먹인 인간 보모의 목을 내놓으라고 한다. 노라는 제 목을 만지며 하루 이천 닢짜리 목이라고 속으로 투덜대고, 지금 올리버 속마음을 들을 수 있는 건 자기뿐이라며 북쪽 성으로 가겠다고 나선다. 같이 가겠다고 치맛자락을 무는 펠릭스를 대비에게 떼어 맡긴 줄리안은, 노라를 한 팔로 안아 들고 성벽 위에서 커다란 박쥐 날개를 펼친다.</w:t>
       </w:r>
     </w:p>
     <w:p>
@@ -766,7 +766,7 @@
           <w:b w:val="0"/>
           <w:sz w:val="20"/>
         </w:rPr>
-        <w:t>잔치가 열린 큰 홀 벽을 따라 피를 바칠 인간 하인 수백 명이 서 있고, 로지는 귀를 막고 악을 쓰며 다가오는 시녀마다 문다. 「쿵쿵 시끄러워! 머리 터져! 다 저리 가!」 노라가 그 쿵쿵 소리가 인간 하인들의 심장 소리라는 걸 알아채는 순간 스칼렛이 노라 등을 떠밀어 로지 앞에 세우고, 노라를 본 줄리안이 잔을 내려놓는다. 로지가 브루노 품에서 몸을 내밀어 노라 손목에 작은 송곳니를 드러내자, 스칼렛은 인간은 한 번 물리면 끝이라고 웃는다.</w:t>
+        <w:t>잔치가 열린 큰 홀 벽을 따라 피를 바칠 인간 하인 수백 명이 서 있고, 로지는 귀를 막고 악을 쓰며 다가오는 시녀마다 문다. 「쿵쿵 시끄러워! 머리 터져! 다 저리 가!」 노라가 그 쿵쿵 소리가 인간 하인들의 심장 소리라는 걸 알아채는 순간 스칼렛이 노라 등을 떠밀어 로지 앞에 세우고, 노라를 본 줄리안이 잔을 내려놓는다. 로지가 브루노 품에서 몸을 내밀어 노라 손목에 작은 송곳니를 드러내자, 스칼렛은 인간은 물리면 죽는다고 웃는다.</w:t>
       </w:r>
     </w:p>
     <w:p>
@@ -1078,7 +1078,7 @@
           <w:b w:val="0"/>
           <w:sz w:val="20"/>
         </w:rPr>
-        <w:t>펠릭스를 망토 깃에 매단 채 부서진 문짝을 밟고 들어온 줄리안이 노라를 제 등 뒤로 끌어당기고, 기디언의 손목을 꺾어 쥔다. 「그 송곳니, 내 여자 목에서 치워.」 노라가 줄리안 등 뒤에서 문짝 값은 누가 무냐고 속으로 묻는 동안, 기디언은 손을 털며 반년 만에 해가 뜨는 날까지 섬에서 즐기라고 두 사람을 보낸다. 두 사람이 나간 뒤 그늘에서 스칼렛이 걸어 나오자, 기디언은 그 보모 안에 열 달 전 자기가 재로 만든 왕비가 돌아와 있다고 말한다.</w:t>
+        <w:t>펠릭스를 망토 깃에 매단 채 부서진 문짝을 밟고 들어온 줄리안이 노라를 제 등 뒤로 끌어당기고, 기디언의 손목을 꺾어 쥔다. 「그 송곳니, 내 여자 목에서 치워.」 노라가 줄리안 등 뒤에서 문짝 값은 누가 무냐고 속으로 묻는 동안, 기디언은 손을 털며 반년 만에 해가 뜨는 날까지 섬에서 즐기라고 두 사람을 보낸다. 두 사람이 나간 뒤 그늘에서 스칼렛이 걸어 나오자, 기디언은 노라 안에 열 달 전 자기가 재로 만든 왕비가 돌아와 있다고 말한다.</w:t>
       </w:r>
     </w:p>
     <w:p>
@@ -1156,7 +1156,7 @@
           <w:b w:val="0"/>
           <w:sz w:val="20"/>
         </w:rPr>
-        <w:t>노라가 눈을 떴을 때 펠릭스 자리는 비어 있고, 멀리서 펠릭스 속마음이 희미하게 들린다. 「누나, 추워. 은색 할아버지가 해 보여 준대.」 줄리안이 문을 부수러 달려 나가고 젖병 꼭지 목걸이를 건 브루노까지 몸을 던지지만, 모든 가문이 묵은 성은 밖에서 얼음 빗장이 걸려 꿈쩍도 안 한다. 벽 너머로 기디언의 목소리가 울리는데, 반년 만에 해가 뜨는 내일 새벽 얼음탑 꼭대기에서 왕자에게 해를 보여 줄 테니 살리고 싶으면 인간 보모 혼자 올라오라는 것이다.</w:t>
+        <w:t>노라가 눈을 떴을 때 펠릭스 자리는 비어 있고, 멀리서 펠릭스 속마음이 희미하게 들린다. 「누나, 추워. 은색 할아버지가 해 보여 준대.」 줄리안이 문을 부수러 달려 나가고 젖병 꼭지 목걸이를 건 브루노까지 몸을 던지지만, 모든 가문이 묵는 성의 문은 밖에서 얼음 빗장으로 잠겨 꿈쩍도 안 한다. 벽 너머로 기디언의 목소리가 울리는데, 반년 만에 해가 뜨는 내일 새벽 얼음탑 꼭대기에서 왕자에게 해를 보여 줄 테니 살리고 싶으면 인간 보모 혼자 올라오라는 것이다.</w:t>
       </w:r>
     </w:p>
     <w:p>
@@ -1234,7 +1234,7 @@
           <w:b w:val="0"/>
           <w:sz w:val="20"/>
         </w:rPr>
-        <w:t>줄리안이 입 맞춘 입술을 깨물며 얼음탑 계단을 혼자 오른 노라는, 얼음 덮개가 지붕을 덮은 꼭대기 방에서 얼음 요람에 누운 펠릭스를 찾는다. 펠릭스가 누나 왔다고 속으로 발을 버둥대는 동안 요람 옆의 기디언이 다시 돌아왔구나 하고 웃고, 노라는 누구랑 착각하시는지 몰라도 애부터 내놓으라고 받아친다. 기디언은 요람을 얼음 덮개 바로 아래로 밀고, 해가 들어올 자리를 손가락으로 가리킨다. 「나를 골라. 그럼 이 애한테 해는 안 보여 주지.」</w:t>
+        <w:t>줄리안이 입 맞춘 입술을 깨물며 얼음탑 계단을 혼자 오른 노라는, 얼음 덮개가 지붕을 덮은 꼭대기 방에서 얼음 요람에 누운 펠릭스를 찾는다. 펠릭스가 누나 왔다고 속으로 발을 버둥대는 동안 요람 옆의 기디언이 노라를 보며 다시 돌아왔구나 하고 웃고, 노라는 누구랑 착각하시는지 몰라도 애부터 내놓으라고 받아친다. 기디언은 요람을 얼음 덮개 바로 아래로 밀고, 해가 들어올 자리를 손가락으로 가리킨다. 「나를 골라. 그럼 이 애한테 해는 안 보여 주지.」</w:t>
       </w:r>
     </w:p>
     <w:p>
@@ -1260,7 +1260,7 @@
           <w:b w:val="0"/>
           <w:sz w:val="20"/>
         </w:rPr>
-        <w:t>노라가 차라리 일당을 깎으라며 거절하자 기디언이 손을 들어 얼음 덮개를 가르고, 첫 햇빛 줄기가 요람 위로 내려온다. 그 순간 펠릭스가 박쥐로 변해 기디언 손가락을 앙 물고 노라 품으로 날아들고, 노라는 검은 돛으로 펠릭스를 싸맨다. 덮개가 열리며 방이 햇빛으로 가득 차자 기디언은 얼음 기둥 그늘로 물러서고, 해 아래 선 노라는 살아서 오라던 줄리안 목소리를 떠올리며 돛을 꽉 쥔다. 그늘 속 기디언이 얼음 창을 집어 그 돛을 향해 던진다.</w:t>
+        <w:t>노라가 그럴 바엔 일당을 깎겠다며 거절하자 기디언이 손을 들어 얼음 덮개를 가르고, 첫 햇빛 줄기가 요람 위로 내려온다. 그 순간 펠릭스가 박쥐로 변해 기디언 손가락을 앙 물고 노라 품으로 날아들고, 노라는 검은 돛으로 펠릭스를 싸맨다. 덮개가 열리며 방이 햇빛으로 가득 차자 기디언은 얼음 기둥 그늘로 물러서고, 해 아래 선 노라는 살아서 오라던 줄리안 목소리를 떠올리며 돛을 꽉 쥔다. 그늘 속 기디언이 얼음 창을 집어 그 돛을 향해 던진다.</w:t>
       </w:r>
     </w:p>
     <w:p>
@@ -1312,7 +1312,7 @@
           <w:b w:val="0"/>
           <w:sz w:val="20"/>
         </w:rPr>
-        <w:t>검은 망토를 뒤집어쓰고 연기를 뿜으며 날아든 줄리안이 햇빛 속에 내려서고, 망토 밖으로 나온 손과 뺨이 재가 되어 떨어진다. 돛 안의 펠릭스가 아빠 왔다고, 아빠한테서 탄내 난다고 속으로 법석을 떠는 동안, 줄리안은 그늘 속 기디언의 멱살을 잡아 햇빛 한가운데로 끌어낸다. 불이 붙은 기디언은 그날 새벽에도 넌 늦었다고 웃으며 재로 흩어지고, 줄리안은 그 재 위에 무릎을 꿇은 채 노라 쪽으로 손을 뻗는다.</w:t>
+        <w:t>검은 망토를 뒤집어쓰고 연기를 뿜으며 날아든 줄리안이 햇빛 속에 내려서고, 망토 밖으로 나온 손과 뺨이 재가 되어 떨어진다. 돛 안의 펠릭스가 아빠 왔다고, 아빠한테서 탄내 난다고 속으로 법석을 떠는 동안, 줄리안은 그늘 속 기디언의 멱살을 잡아 햇빛 한가운데로 끌어낸다. 불이 붙은 기디언은 왕비가 재가 되던 그날 새벽에도 넌 늦었다고 웃으며 재로 흩어지고, 줄리안은 그 재 위에 무릎을 꿇은 채 노라 쪽으로 손을 뻗는다.</w:t>
       </w:r>
     </w:p>
     <w:p>
@@ -1442,7 +1442,7 @@
           <w:b w:val="0"/>
           <w:sz w:val="20"/>
         </w:rPr>
-        <w:t>노라가 대답하기도 전에 줄리안은 노라를 큰 홀로 데려가, 노라가 지켜 낸 아기들의 가문과 대비가 보는 앞에서 무릎을 꿇고 노라 손가락의 왕 반지를 목에 걸었던 왕비 반지로 바꿔 끼운다. 반지가 닿는 순간 노라 눈앞에 동트는 동쪽 창과 갓 태어난 펠릭스 얼굴이 스치고, 노라는 왜 우는지도 모르면서 웃는다. 노라가 왕비가 되겠다고 답하며 왕비 일당은 얼마냐고 묻자 줄리안은 성 금고 전부라며 입을 맞추고, 두 사람 품에서 펠릭스가 두 번째 말을 한다. 「아빠.」</w:t>
+        <w:t>노라가 대답하기도 전에 줄리안은 노라를 큰 홀로 데려가, 노라가 지켜 낸 아기들의 가문과 대비가 보는 앞에서 무릎을 꿇는다. 줄리안은 노라 손가락에서 왕 반지를 빼고, 목에 걸고 다니던 왕비 반지를 끼운다. 반지가 닿는 순간 노라 눈앞에 동트는 동쪽 창과 갓 태어난 펠릭스 얼굴이 스치고, 노라는 왜 우는지도 모른 채 눈물을 흘리며 웃는다. 노라가 왕비가 되겠다고 답하며 왕비 일당은 얼마냐고 묻자 줄리안은 성 금고 전부라며 입을 맞추고, 두 사람 품에서 펠릭스가 두 번째 말을 한다. 「아빠.」</w:t>
       </w:r>
     </w:p>
     <w:sectPr>
